--- a/docs/lab_records/exp4_visualization.docx
+++ b/docs/lab_records/exp4_visualization.docx
@@ -194,7 +194,7 @@
                 <w:b w:val="0"/>
                 <w:sz w:val="22"/>
               </w:rPr>
-              <w:t>25 March 2026</w:t>
+              <w:t>13 April 2026</w:t>
             </w:r>
           </w:p>
         </w:tc>
@@ -1577,6 +1577,2376 @@
           <w:color w:val="FFFFFF"/>
           <w:sz w:val="24"/>
         </w:rPr>
+        <w:t xml:space="preserve">  CODE</w:t>
+      </w:r>
+    </w:p>
+    <w:p>
+      <w:pPr>
+        <w:spacing w:before="0" w:after="0"/>
+        <w:ind w:left="283" w:right="283"/>
+        <w:shd w:val="clear" w:color="auto" w:fill="F2F2F2"/>
+      </w:pPr>
+      <w:r>
+        <w:rPr>
+          <w:rFonts w:ascii="Courier New" w:hAnsi="Courier New"/>
+          <w:color w:val="1A1A1A"/>
+          <w:sz w:val="17"/>
+        </w:rPr>
+        <w:t>"""</w:t>
+      </w:r>
+    </w:p>
+    <w:p>
+      <w:pPr>
+        <w:spacing w:before="0" w:after="0"/>
+        <w:ind w:left="283" w:right="283"/>
+        <w:shd w:val="clear" w:color="auto" w:fill="F2F2F2"/>
+      </w:pPr>
+      <w:r>
+        <w:rPr>
+          <w:rFonts w:ascii="Courier New" w:hAnsi="Courier New"/>
+          <w:color w:val="1A1A1A"/>
+          <w:sz w:val="17"/>
+        </w:rPr>
+        <w:t>Experiment 4: Exploratory Data Analysis &amp; Visualization</w:t>
+      </w:r>
+    </w:p>
+    <w:p>
+      <w:pPr>
+        <w:spacing w:before="0" w:after="0"/>
+        <w:ind w:left="283" w:right="283"/>
+        <w:shd w:val="clear" w:color="auto" w:fill="F2F2F2"/>
+      </w:pPr>
+      <w:r>
+        <w:rPr>
+          <w:rFonts w:ascii="Courier New" w:hAnsi="Courier New"/>
+          <w:color w:val="1A1A1A"/>
+          <w:sz w:val="17"/>
+        </w:rPr>
+        <w:t>========================================================</w:t>
+      </w:r>
+    </w:p>
+    <w:p>
+      <w:pPr>
+        <w:spacing w:before="0" w:after="0"/>
+        <w:ind w:left="283" w:right="283"/>
+        <w:shd w:val="clear" w:color="auto" w:fill="F2F2F2"/>
+      </w:pPr>
+      <w:r>
+        <w:rPr>
+          <w:rFonts w:ascii="Courier New" w:hAnsi="Courier New"/>
+          <w:color w:val="1A1A1A"/>
+          <w:sz w:val="17"/>
+        </w:rPr>
+        <w:t>Predictive: Statistical distributions, correlations, trend detection</w:t>
+      </w:r>
+    </w:p>
+    <w:p>
+      <w:pPr>
+        <w:spacing w:before="0" w:after="0"/>
+        <w:ind w:left="283" w:right="283"/>
+        <w:shd w:val="clear" w:color="auto" w:fill="F2F2F2"/>
+      </w:pPr>
+      <w:r>
+        <w:rPr>
+          <w:rFonts w:ascii="Courier New" w:hAnsi="Courier New"/>
+          <w:color w:val="1A1A1A"/>
+          <w:sz w:val="17"/>
+        </w:rPr>
+        <w:t>Prescriptive: Insight-driven narrative and actionable business recommendations</w:t>
+      </w:r>
+    </w:p>
+    <w:p>
+      <w:pPr>
+        <w:spacing w:before="0" w:after="0"/>
+        <w:ind w:left="283" w:right="283"/>
+        <w:shd w:val="clear" w:color="auto" w:fill="F2F2F2"/>
+      </w:pPr>
+      <w:r>
+        <w:rPr>
+          <w:rFonts w:ascii="Courier New" w:hAnsi="Courier New"/>
+          <w:color w:val="1A1A1A"/>
+          <w:sz w:val="17"/>
+        </w:rPr>
+        <w:t>"""</w:t>
+      </w:r>
+    </w:p>
+    <w:p>
+      <w:pPr>
+        <w:spacing w:before="0" w:after="0"/>
+        <w:ind w:left="283" w:right="283"/>
+        <w:shd w:val="clear" w:color="auto" w:fill="F2F2F2"/>
+      </w:pPr>
+      <w:r>
+        <w:rPr>
+          <w:rFonts w:ascii="Courier New" w:hAnsi="Courier New"/>
+          <w:color w:val="1A1A1A"/>
+          <w:sz w:val="17"/>
+        </w:rPr>
+        <w:t xml:space="preserve"> </w:t>
+      </w:r>
+    </w:p>
+    <w:p>
+      <w:pPr>
+        <w:spacing w:before="0" w:after="0"/>
+        <w:ind w:left="283" w:right="283"/>
+        <w:shd w:val="clear" w:color="auto" w:fill="F2F2F2"/>
+      </w:pPr>
+      <w:r>
+        <w:rPr>
+          <w:rFonts w:ascii="Courier New" w:hAnsi="Courier New"/>
+          <w:color w:val="1A1A1A"/>
+          <w:sz w:val="17"/>
+        </w:rPr>
+        <w:t xml:space="preserve"> </w:t>
+      </w:r>
+    </w:p>
+    <w:p>
+      <w:pPr>
+        <w:spacing w:before="0" w:after="0"/>
+        <w:ind w:left="283" w:right="283"/>
+        <w:shd w:val="clear" w:color="auto" w:fill="F2F2F2"/>
+      </w:pPr>
+      <w:r>
+        <w:rPr>
+          <w:rFonts w:ascii="Courier New" w:hAnsi="Courier New"/>
+          <w:color w:val="1A1A1A"/>
+          <w:sz w:val="17"/>
+        </w:rPr>
+        <w:t>import argparse</w:t>
+      </w:r>
+    </w:p>
+    <w:p>
+      <w:pPr>
+        <w:spacing w:before="0" w:after="0"/>
+        <w:ind w:left="283" w:right="283"/>
+        <w:shd w:val="clear" w:color="auto" w:fill="F2F2F2"/>
+      </w:pPr>
+      <w:r>
+        <w:rPr>
+          <w:rFonts w:ascii="Courier New" w:hAnsi="Courier New"/>
+          <w:color w:val="1A1A1A"/>
+          <w:sz w:val="17"/>
+        </w:rPr>
+        <w:t>import json</w:t>
+      </w:r>
+    </w:p>
+    <w:p>
+      <w:pPr>
+        <w:spacing w:before="0" w:after="0"/>
+        <w:ind w:left="283" w:right="283"/>
+        <w:shd w:val="clear" w:color="auto" w:fill="F2F2F2"/>
+      </w:pPr>
+      <w:r>
+        <w:rPr>
+          <w:rFonts w:ascii="Courier New" w:hAnsi="Courier New"/>
+          <w:color w:val="1A1A1A"/>
+          <w:sz w:val="17"/>
+        </w:rPr>
+        <w:t>import sys</w:t>
+      </w:r>
+    </w:p>
+    <w:p>
+      <w:pPr>
+        <w:spacing w:before="0" w:after="0"/>
+        <w:ind w:left="283" w:right="283"/>
+        <w:shd w:val="clear" w:color="auto" w:fill="F2F2F2"/>
+      </w:pPr>
+      <w:r>
+        <w:rPr>
+          <w:rFonts w:ascii="Courier New" w:hAnsi="Courier New"/>
+          <w:color w:val="1A1A1A"/>
+          <w:sz w:val="17"/>
+        </w:rPr>
+        <w:t>import warnings</w:t>
+      </w:r>
+    </w:p>
+    <w:p>
+      <w:pPr>
+        <w:spacing w:before="0" w:after="0"/>
+        <w:ind w:left="283" w:right="283"/>
+        <w:shd w:val="clear" w:color="auto" w:fill="F2F2F2"/>
+      </w:pPr>
+      <w:r>
+        <w:rPr>
+          <w:rFonts w:ascii="Courier New" w:hAnsi="Courier New"/>
+          <w:color w:val="1A1A1A"/>
+          <w:sz w:val="17"/>
+        </w:rPr>
+        <w:t>from pathlib import Path</w:t>
+      </w:r>
+    </w:p>
+    <w:p>
+      <w:pPr>
+        <w:spacing w:before="0" w:after="0"/>
+        <w:ind w:left="283" w:right="283"/>
+        <w:shd w:val="clear" w:color="auto" w:fill="F2F2F2"/>
+      </w:pPr>
+      <w:r>
+        <w:rPr>
+          <w:rFonts w:ascii="Courier New" w:hAnsi="Courier New"/>
+          <w:color w:val="1A1A1A"/>
+          <w:sz w:val="17"/>
+        </w:rPr>
+        <w:t xml:space="preserve"> </w:t>
+      </w:r>
+    </w:p>
+    <w:p>
+      <w:pPr>
+        <w:spacing w:before="0" w:after="0"/>
+        <w:ind w:left="283" w:right="283"/>
+        <w:shd w:val="clear" w:color="auto" w:fill="F2F2F2"/>
+      </w:pPr>
+      <w:r>
+        <w:rPr>
+          <w:rFonts w:ascii="Courier New" w:hAnsi="Courier New"/>
+          <w:color w:val="1A1A1A"/>
+          <w:sz w:val="17"/>
+        </w:rPr>
+        <w:t>import matplotlib</w:t>
+      </w:r>
+    </w:p>
+    <w:p>
+      <w:pPr>
+        <w:spacing w:before="0" w:after="0"/>
+        <w:ind w:left="283" w:right="283"/>
+        <w:shd w:val="clear" w:color="auto" w:fill="F2F2F2"/>
+      </w:pPr>
+      <w:r>
+        <w:rPr>
+          <w:rFonts w:ascii="Courier New" w:hAnsi="Courier New"/>
+          <w:color w:val="1A1A1A"/>
+          <w:sz w:val="17"/>
+        </w:rPr>
+        <w:t>matplotlib.use("Agg")</w:t>
+      </w:r>
+    </w:p>
+    <w:p>
+      <w:pPr>
+        <w:spacing w:before="0" w:after="0"/>
+        <w:ind w:left="283" w:right="283"/>
+        <w:shd w:val="clear" w:color="auto" w:fill="F2F2F2"/>
+      </w:pPr>
+      <w:r>
+        <w:rPr>
+          <w:rFonts w:ascii="Courier New" w:hAnsi="Courier New"/>
+          <w:color w:val="1A1A1A"/>
+          <w:sz w:val="17"/>
+        </w:rPr>
+        <w:t>import matplotlib.pyplot as plt</w:t>
+      </w:r>
+    </w:p>
+    <w:p>
+      <w:pPr>
+        <w:spacing w:before="0" w:after="0"/>
+        <w:ind w:left="283" w:right="283"/>
+        <w:shd w:val="clear" w:color="auto" w:fill="F2F2F2"/>
+      </w:pPr>
+      <w:r>
+        <w:rPr>
+          <w:rFonts w:ascii="Courier New" w:hAnsi="Courier New"/>
+          <w:color w:val="1A1A1A"/>
+          <w:sz w:val="17"/>
+        </w:rPr>
+        <w:t>import matplotlib.gridspec as gridspec</w:t>
+      </w:r>
+    </w:p>
+    <w:p>
+      <w:pPr>
+        <w:spacing w:before="0" w:after="0"/>
+        <w:ind w:left="283" w:right="283"/>
+        <w:shd w:val="clear" w:color="auto" w:fill="F2F2F2"/>
+      </w:pPr>
+      <w:r>
+        <w:rPr>
+          <w:rFonts w:ascii="Courier New" w:hAnsi="Courier New"/>
+          <w:color w:val="1A1A1A"/>
+          <w:sz w:val="17"/>
+        </w:rPr>
+        <w:t>import numpy as np</w:t>
+      </w:r>
+    </w:p>
+    <w:p>
+      <w:pPr>
+        <w:spacing w:before="0" w:after="0"/>
+        <w:ind w:left="283" w:right="283"/>
+        <w:shd w:val="clear" w:color="auto" w:fill="F2F2F2"/>
+      </w:pPr>
+      <w:r>
+        <w:rPr>
+          <w:rFonts w:ascii="Courier New" w:hAnsi="Courier New"/>
+          <w:color w:val="1A1A1A"/>
+          <w:sz w:val="17"/>
+        </w:rPr>
+        <w:t>import pandas as pd</w:t>
+      </w:r>
+    </w:p>
+    <w:p>
+      <w:pPr>
+        <w:spacing w:before="0" w:after="0"/>
+        <w:ind w:left="283" w:right="283"/>
+        <w:shd w:val="clear" w:color="auto" w:fill="F2F2F2"/>
+      </w:pPr>
+      <w:r>
+        <w:rPr>
+          <w:rFonts w:ascii="Courier New" w:hAnsi="Courier New"/>
+          <w:color w:val="1A1A1A"/>
+          <w:sz w:val="17"/>
+        </w:rPr>
+        <w:t>from scipy import stats</w:t>
+      </w:r>
+    </w:p>
+    <w:p>
+      <w:pPr>
+        <w:spacing w:before="0" w:after="0"/>
+        <w:ind w:left="283" w:right="283"/>
+        <w:shd w:val="clear" w:color="auto" w:fill="F2F2F2"/>
+      </w:pPr>
+      <w:r>
+        <w:rPr>
+          <w:rFonts w:ascii="Courier New" w:hAnsi="Courier New"/>
+          <w:color w:val="1A1A1A"/>
+          <w:sz w:val="17"/>
+        </w:rPr>
+        <w:t>from sklearn.preprocessing import LabelEncoder</w:t>
+      </w:r>
+    </w:p>
+    <w:p>
+      <w:pPr>
+        <w:spacing w:before="0" w:after="0"/>
+        <w:ind w:left="283" w:right="283"/>
+        <w:shd w:val="clear" w:color="auto" w:fill="F2F2F2"/>
+      </w:pPr>
+      <w:r>
+        <w:rPr>
+          <w:rFonts w:ascii="Courier New" w:hAnsi="Courier New"/>
+          <w:color w:val="1A1A1A"/>
+          <w:sz w:val="17"/>
+        </w:rPr>
+        <w:t xml:space="preserve"> </w:t>
+      </w:r>
+    </w:p>
+    <w:p>
+      <w:pPr>
+        <w:spacing w:before="0" w:after="0"/>
+        <w:ind w:left="283" w:right="283"/>
+        <w:shd w:val="clear" w:color="auto" w:fill="F2F2F2"/>
+      </w:pPr>
+      <w:r>
+        <w:rPr>
+          <w:rFonts w:ascii="Courier New" w:hAnsi="Courier New"/>
+          <w:color w:val="1A1A1A"/>
+          <w:sz w:val="17"/>
+        </w:rPr>
+        <w:t>warnings.filterwarnings("ignore")</w:t>
+      </w:r>
+    </w:p>
+    <w:p>
+      <w:pPr>
+        <w:spacing w:before="0" w:after="0"/>
+        <w:ind w:left="283" w:right="283"/>
+        <w:shd w:val="clear" w:color="auto" w:fill="F2F2F2"/>
+      </w:pPr>
+      <w:r>
+        <w:rPr>
+          <w:rFonts w:ascii="Courier New" w:hAnsi="Courier New"/>
+          <w:color w:val="1A1A1A"/>
+          <w:sz w:val="17"/>
+        </w:rPr>
+        <w:t xml:space="preserve"> </w:t>
+      </w:r>
+    </w:p>
+    <w:p>
+      <w:pPr>
+        <w:spacing w:before="0" w:after="0"/>
+        <w:ind w:left="283" w:right="283"/>
+        <w:shd w:val="clear" w:color="auto" w:fill="F2F2F2"/>
+      </w:pPr>
+      <w:r>
+        <w:rPr>
+          <w:rFonts w:ascii="Courier New" w:hAnsi="Courier New"/>
+          <w:color w:val="1A1A1A"/>
+          <w:sz w:val="17"/>
+        </w:rPr>
+        <w:t># ---------------------------------------------------------------------------</w:t>
+      </w:r>
+    </w:p>
+    <w:p>
+      <w:pPr>
+        <w:spacing w:before="0" w:after="0"/>
+        <w:ind w:left="283" w:right="283"/>
+        <w:shd w:val="clear" w:color="auto" w:fill="F2F2F2"/>
+      </w:pPr>
+      <w:r>
+        <w:rPr>
+          <w:rFonts w:ascii="Courier New" w:hAnsi="Courier New"/>
+          <w:color w:val="1A1A1A"/>
+          <w:sz w:val="17"/>
+        </w:rPr>
+        <w:t># Paths</w:t>
+      </w:r>
+    </w:p>
+    <w:p>
+      <w:pPr>
+        <w:spacing w:before="0" w:after="0"/>
+        <w:ind w:left="283" w:right="283"/>
+        <w:shd w:val="clear" w:color="auto" w:fill="F2F2F2"/>
+      </w:pPr>
+      <w:r>
+        <w:rPr>
+          <w:rFonts w:ascii="Courier New" w:hAnsi="Courier New"/>
+          <w:color w:val="1A1A1A"/>
+          <w:sz w:val="17"/>
+        </w:rPr>
+        <w:t># ---------------------------------------------------------------------------</w:t>
+      </w:r>
+    </w:p>
+    <w:p>
+      <w:pPr>
+        <w:spacing w:before="0" w:after="0"/>
+        <w:ind w:left="283" w:right="283"/>
+        <w:shd w:val="clear" w:color="auto" w:fill="F2F2F2"/>
+      </w:pPr>
+      <w:r>
+        <w:rPr>
+          <w:rFonts w:ascii="Courier New" w:hAnsi="Courier New"/>
+          <w:color w:val="1A1A1A"/>
+          <w:sz w:val="17"/>
+        </w:rPr>
+        <w:t xml:space="preserve"> </w:t>
+      </w:r>
+    </w:p>
+    <w:p>
+      <w:pPr>
+        <w:spacing w:before="0" w:after="0"/>
+        <w:ind w:left="283" w:right="283"/>
+        <w:shd w:val="clear" w:color="auto" w:fill="F2F2F2"/>
+      </w:pPr>
+      <w:r>
+        <w:rPr>
+          <w:rFonts w:ascii="Courier New" w:hAnsi="Courier New"/>
+          <w:color w:val="1A1A1A"/>
+          <w:sz w:val="17"/>
+        </w:rPr>
+        <w:t># ... (helper functions defined above) ...</w:t>
+      </w:r>
+    </w:p>
+    <w:p>
+      <w:pPr>
+        <w:spacing w:before="0" w:after="0"/>
+        <w:ind w:left="283" w:right="283"/>
+        <w:shd w:val="clear" w:color="auto" w:fill="F2F2F2"/>
+      </w:pPr>
+      <w:r>
+        <w:rPr>
+          <w:rFonts w:ascii="Courier New" w:hAnsi="Courier New"/>
+          <w:color w:val="1A1A1A"/>
+          <w:sz w:val="17"/>
+        </w:rPr>
+        <w:t xml:space="preserve"> </w:t>
+      </w:r>
+    </w:p>
+    <w:p>
+      <w:pPr>
+        <w:spacing w:before="0" w:after="0"/>
+        <w:ind w:left="283" w:right="283"/>
+        <w:shd w:val="clear" w:color="auto" w:fill="F2F2F2"/>
+      </w:pPr>
+      <w:r>
+        <w:rPr>
+          <w:rFonts w:ascii="Courier New" w:hAnsi="Courier New"/>
+          <w:color w:val="1A1A1A"/>
+          <w:sz w:val="17"/>
+        </w:rPr>
+        <w:t xml:space="preserve"> </w:t>
+      </w:r>
+    </w:p>
+    <w:p>
+      <w:pPr>
+        <w:spacing w:before="0" w:after="0"/>
+        <w:ind w:left="283" w:right="283"/>
+        <w:shd w:val="clear" w:color="auto" w:fill="F2F2F2"/>
+      </w:pPr>
+      <w:r>
+        <w:rPr>
+          <w:rFonts w:ascii="Courier New" w:hAnsi="Courier New"/>
+          <w:color w:val="1A1A1A"/>
+          <w:sz w:val="17"/>
+        </w:rPr>
+        <w:t>def main():</w:t>
+      </w:r>
+    </w:p>
+    <w:p>
+      <w:pPr>
+        <w:spacing w:before="0" w:after="0"/>
+        <w:ind w:left="283" w:right="283"/>
+        <w:shd w:val="clear" w:color="auto" w:fill="F2F2F2"/>
+      </w:pPr>
+      <w:r>
+        <w:rPr>
+          <w:rFonts w:ascii="Courier New" w:hAnsi="Courier New"/>
+          <w:color w:val="1A1A1A"/>
+          <w:sz w:val="17"/>
+        </w:rPr>
+        <w:t xml:space="preserve">    parser = argparse.ArgumentParser(description="Exp4: EDA &amp; Visualization")</w:t>
+      </w:r>
+    </w:p>
+    <w:p>
+      <w:pPr>
+        <w:spacing w:before="0" w:after="0"/>
+        <w:ind w:left="283" w:right="283"/>
+        <w:shd w:val="clear" w:color="auto" w:fill="F2F2F2"/>
+      </w:pPr>
+      <w:r>
+        <w:rPr>
+          <w:rFonts w:ascii="Courier New" w:hAnsi="Courier New"/>
+          <w:color w:val="1A1A1A"/>
+          <w:sz w:val="17"/>
+        </w:rPr>
+        <w:t xml:space="preserve">    parser.add_argument("--rows", type=int, default=80_000)</w:t>
+      </w:r>
+    </w:p>
+    <w:p>
+      <w:pPr>
+        <w:spacing w:before="0" w:after="0"/>
+        <w:ind w:left="283" w:right="283"/>
+        <w:shd w:val="clear" w:color="auto" w:fill="F2F2F2"/>
+      </w:pPr>
+      <w:r>
+        <w:rPr>
+          <w:rFonts w:ascii="Courier New" w:hAnsi="Courier New"/>
+          <w:color w:val="1A1A1A"/>
+          <w:sz w:val="17"/>
+        </w:rPr>
+        <w:t xml:space="preserve">    parser.add_argument("--no-plot", action="store_true")</w:t>
+      </w:r>
+    </w:p>
+    <w:p>
+      <w:pPr>
+        <w:spacing w:before="0" w:after="0"/>
+        <w:ind w:left="283" w:right="283"/>
+        <w:shd w:val="clear" w:color="auto" w:fill="F2F2F2"/>
+      </w:pPr>
+      <w:r>
+        <w:rPr>
+          <w:rFonts w:ascii="Courier New" w:hAnsi="Courier New"/>
+          <w:color w:val="1A1A1A"/>
+          <w:sz w:val="17"/>
+        </w:rPr>
+        <w:t xml:space="preserve">    args = parser.parse_args()</w:t>
+      </w:r>
+    </w:p>
+    <w:p>
+      <w:pPr>
+        <w:spacing w:before="0" w:after="0"/>
+        <w:ind w:left="283" w:right="283"/>
+        <w:shd w:val="clear" w:color="auto" w:fill="F2F2F2"/>
+      </w:pPr>
+      <w:r>
+        <w:rPr>
+          <w:rFonts w:ascii="Courier New" w:hAnsi="Courier New"/>
+          <w:color w:val="1A1A1A"/>
+          <w:sz w:val="17"/>
+        </w:rPr>
+        <w:t xml:space="preserve"> </w:t>
+      </w:r>
+    </w:p>
+    <w:p>
+      <w:pPr>
+        <w:spacing w:before="0" w:after="0"/>
+        <w:ind w:left="283" w:right="283"/>
+        <w:shd w:val="clear" w:color="auto" w:fill="F2F2F2"/>
+      </w:pPr>
+      <w:r>
+        <w:rPr>
+          <w:rFonts w:ascii="Courier New" w:hAnsi="Courier New"/>
+          <w:color w:val="1A1A1A"/>
+          <w:sz w:val="17"/>
+        </w:rPr>
+        <w:t xml:space="preserve">    print("=" * 60)</w:t>
+      </w:r>
+    </w:p>
+    <w:p>
+      <w:pPr>
+        <w:spacing w:before="0" w:after="0"/>
+        <w:ind w:left="283" w:right="283"/>
+        <w:shd w:val="clear" w:color="auto" w:fill="F2F2F2"/>
+      </w:pPr>
+      <w:r>
+        <w:rPr>
+          <w:rFonts w:ascii="Courier New" w:hAnsi="Courier New"/>
+          <w:color w:val="1A1A1A"/>
+          <w:sz w:val="17"/>
+        </w:rPr>
+        <w:t xml:space="preserve">    print("Experiment 4: Exploratory Data Analysis &amp; Visualization")</w:t>
+      </w:r>
+    </w:p>
+    <w:p>
+      <w:pPr>
+        <w:spacing w:before="0" w:after="0"/>
+        <w:ind w:left="283" w:right="283"/>
+        <w:shd w:val="clear" w:color="auto" w:fill="F2F2F2"/>
+      </w:pPr>
+      <w:r>
+        <w:rPr>
+          <w:rFonts w:ascii="Courier New" w:hAnsi="Courier New"/>
+          <w:color w:val="1A1A1A"/>
+          <w:sz w:val="17"/>
+        </w:rPr>
+        <w:t xml:space="preserve">    print("=" * 60)</w:t>
+      </w:r>
+    </w:p>
+    <w:p>
+      <w:pPr>
+        <w:spacing w:before="0" w:after="0"/>
+        <w:ind w:left="283" w:right="283"/>
+        <w:shd w:val="clear" w:color="auto" w:fill="F2F2F2"/>
+      </w:pPr>
+      <w:r>
+        <w:rPr>
+          <w:rFonts w:ascii="Courier New" w:hAnsi="Courier New"/>
+          <w:color w:val="1A1A1A"/>
+          <w:sz w:val="17"/>
+        </w:rPr>
+        <w:t xml:space="preserve"> </w:t>
+      </w:r>
+    </w:p>
+    <w:p>
+      <w:pPr>
+        <w:spacing w:before="0" w:after="0"/>
+        <w:ind w:left="283" w:right="283"/>
+        <w:shd w:val="clear" w:color="auto" w:fill="F2F2F2"/>
+      </w:pPr>
+      <w:r>
+        <w:rPr>
+          <w:rFonts w:ascii="Courier New" w:hAnsi="Courier New"/>
+          <w:color w:val="1A1A1A"/>
+          <w:sz w:val="17"/>
+        </w:rPr>
+        <w:t xml:space="preserve">    # Load or generate</w:t>
+      </w:r>
+    </w:p>
+    <w:p>
+      <w:pPr>
+        <w:spacing w:before="0" w:after="0"/>
+        <w:ind w:left="283" w:right="283"/>
+        <w:shd w:val="clear" w:color="auto" w:fill="F2F2F2"/>
+      </w:pPr>
+      <w:r>
+        <w:rPr>
+          <w:rFonts w:ascii="Courier New" w:hAnsi="Courier New"/>
+          <w:color w:val="1A1A1A"/>
+          <w:sz w:val="17"/>
+        </w:rPr>
+        <w:t xml:space="preserve">    if RAW_PATH.exists():</w:t>
+      </w:r>
+    </w:p>
+    <w:p>
+      <w:pPr>
+        <w:spacing w:before="0" w:after="0"/>
+        <w:ind w:left="283" w:right="283"/>
+        <w:shd w:val="clear" w:color="auto" w:fill="F2F2F2"/>
+      </w:pPr>
+      <w:r>
+        <w:rPr>
+          <w:rFonts w:ascii="Courier New" w:hAnsi="Courier New"/>
+          <w:color w:val="1A1A1A"/>
+          <w:sz w:val="17"/>
+        </w:rPr>
+        <w:t xml:space="preserve">        print(f"Loading data from {RAW_PATH}")</w:t>
+      </w:r>
+    </w:p>
+    <w:p>
+      <w:pPr>
+        <w:spacing w:before="0" w:after="0"/>
+        <w:ind w:left="283" w:right="283"/>
+        <w:shd w:val="clear" w:color="auto" w:fill="F2F2F2"/>
+      </w:pPr>
+      <w:r>
+        <w:rPr>
+          <w:rFonts w:ascii="Courier New" w:hAnsi="Courier New"/>
+          <w:color w:val="1A1A1A"/>
+          <w:sz w:val="17"/>
+        </w:rPr>
+        <w:t xml:space="preserve">        df = pd.read_csv(RAW_PATH, parse_dates=["Date"])</w:t>
+      </w:r>
+    </w:p>
+    <w:p>
+      <w:pPr>
+        <w:spacing w:before="0" w:after="0"/>
+        <w:ind w:left="283" w:right="283"/>
+        <w:shd w:val="clear" w:color="auto" w:fill="F2F2F2"/>
+      </w:pPr>
+      <w:r>
+        <w:rPr>
+          <w:rFonts w:ascii="Courier New" w:hAnsi="Courier New"/>
+          <w:color w:val="1A1A1A"/>
+          <w:sz w:val="17"/>
+        </w:rPr>
+        <w:t xml:space="preserve">    else:</w:t>
+      </w:r>
+    </w:p>
+    <w:p>
+      <w:pPr>
+        <w:spacing w:before="0" w:after="0"/>
+        <w:ind w:left="283" w:right="283"/>
+        <w:shd w:val="clear" w:color="auto" w:fill="F2F2F2"/>
+      </w:pPr>
+      <w:r>
+        <w:rPr>
+          <w:rFonts w:ascii="Courier New" w:hAnsi="Courier New"/>
+          <w:color w:val="1A1A1A"/>
+          <w:sz w:val="17"/>
+        </w:rPr>
+        <w:t xml:space="preserve">        print(f"Generating synthetic sales dataset ({args.rows:,} rows)…")</w:t>
+      </w:r>
+    </w:p>
+    <w:p>
+      <w:pPr>
+        <w:spacing w:before="0" w:after="0"/>
+        <w:ind w:left="283" w:right="283"/>
+        <w:shd w:val="clear" w:color="auto" w:fill="F2F2F2"/>
+      </w:pPr>
+      <w:r>
+        <w:rPr>
+          <w:rFonts w:ascii="Courier New" w:hAnsi="Courier New"/>
+          <w:color w:val="1A1A1A"/>
+          <w:sz w:val="17"/>
+        </w:rPr>
+        <w:t xml:space="preserve">        df = generate_sales_data(n=args.rows)</w:t>
+      </w:r>
+    </w:p>
+    <w:p>
+      <w:pPr>
+        <w:spacing w:before="0" w:after="0"/>
+        <w:ind w:left="283" w:right="283"/>
+        <w:shd w:val="clear" w:color="auto" w:fill="F2F2F2"/>
+      </w:pPr>
+      <w:r>
+        <w:rPr>
+          <w:rFonts w:ascii="Courier New" w:hAnsi="Courier New"/>
+          <w:color w:val="1A1A1A"/>
+          <w:sz w:val="17"/>
+        </w:rPr>
+        <w:t xml:space="preserve">        RAW_PATH.parent.mkdir(parents=True, exist_ok=True)</w:t>
+      </w:r>
+    </w:p>
+    <w:p>
+      <w:pPr>
+        <w:spacing w:before="0" w:after="0"/>
+        <w:ind w:left="283" w:right="283"/>
+        <w:shd w:val="clear" w:color="auto" w:fill="F2F2F2"/>
+      </w:pPr>
+      <w:r>
+        <w:rPr>
+          <w:rFonts w:ascii="Courier New" w:hAnsi="Courier New"/>
+          <w:color w:val="1A1A1A"/>
+          <w:sz w:val="17"/>
+        </w:rPr>
+        <w:t xml:space="preserve">        df.to_csv(RAW_PATH, index=False)</w:t>
+      </w:r>
+    </w:p>
+    <w:p>
+      <w:pPr>
+        <w:spacing w:before="0" w:after="0"/>
+        <w:ind w:left="283" w:right="283"/>
+        <w:shd w:val="clear" w:color="auto" w:fill="F2F2F2"/>
+      </w:pPr>
+      <w:r>
+        <w:rPr>
+          <w:rFonts w:ascii="Courier New" w:hAnsi="Courier New"/>
+          <w:color w:val="1A1A1A"/>
+          <w:sz w:val="17"/>
+        </w:rPr>
+        <w:t xml:space="preserve">        print(f"  Saved to {RAW_PATH}")</w:t>
+      </w:r>
+    </w:p>
+    <w:p>
+      <w:pPr>
+        <w:spacing w:before="0" w:after="0"/>
+        <w:ind w:left="283" w:right="283"/>
+        <w:shd w:val="clear" w:color="auto" w:fill="F2F2F2"/>
+      </w:pPr>
+      <w:r>
+        <w:rPr>
+          <w:rFonts w:ascii="Courier New" w:hAnsi="Courier New"/>
+          <w:color w:val="1A1A1A"/>
+          <w:sz w:val="17"/>
+        </w:rPr>
+        <w:t xml:space="preserve"> </w:t>
+      </w:r>
+    </w:p>
+    <w:p>
+      <w:pPr>
+        <w:spacing w:before="0" w:after="0"/>
+        <w:ind w:left="283" w:right="283"/>
+        <w:shd w:val="clear" w:color="auto" w:fill="F2F2F2"/>
+      </w:pPr>
+      <w:r>
+        <w:rPr>
+          <w:rFonts w:ascii="Courier New" w:hAnsi="Courier New"/>
+          <w:color w:val="1A1A1A"/>
+          <w:sz w:val="17"/>
+        </w:rPr>
+        <w:t xml:space="preserve">    print(f"\nDataset shape: {df.shape}")</w:t>
+      </w:r>
+    </w:p>
+    <w:p>
+      <w:pPr>
+        <w:spacing w:before="0" w:after="0"/>
+        <w:ind w:left="283" w:right="283"/>
+        <w:shd w:val="clear" w:color="auto" w:fill="F2F2F2"/>
+      </w:pPr>
+      <w:r>
+        <w:rPr>
+          <w:rFonts w:ascii="Courier New" w:hAnsi="Courier New"/>
+          <w:color w:val="1A1A1A"/>
+          <w:sz w:val="17"/>
+        </w:rPr>
+        <w:t xml:space="preserve"> </w:t>
+      </w:r>
+    </w:p>
+    <w:p>
+      <w:pPr>
+        <w:spacing w:before="0" w:after="0"/>
+        <w:ind w:left="283" w:right="283"/>
+        <w:shd w:val="clear" w:color="auto" w:fill="F2F2F2"/>
+      </w:pPr>
+      <w:r>
+        <w:rPr>
+          <w:rFonts w:ascii="Courier New" w:hAnsi="Courier New"/>
+          <w:color w:val="1A1A1A"/>
+          <w:sz w:val="17"/>
+        </w:rPr>
+        <w:t xml:space="preserve">    print("\n[1] Computing descriptive statistics…")</w:t>
+      </w:r>
+    </w:p>
+    <w:p>
+      <w:pPr>
+        <w:spacing w:before="0" w:after="0"/>
+        <w:ind w:left="283" w:right="283"/>
+        <w:shd w:val="clear" w:color="auto" w:fill="F2F2F2"/>
+      </w:pPr>
+      <w:r>
+        <w:rPr>
+          <w:rFonts w:ascii="Courier New" w:hAnsi="Courier New"/>
+          <w:color w:val="1A1A1A"/>
+          <w:sz w:val="17"/>
+        </w:rPr>
+        <w:t xml:space="preserve">    stats_dict = compute_statistics(df)</w:t>
+      </w:r>
+    </w:p>
+    <w:p>
+      <w:pPr>
+        <w:spacing w:before="0" w:after="0"/>
+        <w:ind w:left="283" w:right="283"/>
+        <w:shd w:val="clear" w:color="auto" w:fill="F2F2F2"/>
+      </w:pPr>
+      <w:r>
+        <w:rPr>
+          <w:rFonts w:ascii="Courier New" w:hAnsi="Courier New"/>
+          <w:color w:val="1A1A1A"/>
+          <w:sz w:val="17"/>
+        </w:rPr>
+        <w:t xml:space="preserve">    for col in ["Revenue", "Quantity", "Satisfaction"]:</w:t>
+      </w:r>
+    </w:p>
+    <w:p>
+      <w:pPr>
+        <w:spacing w:before="0" w:after="0"/>
+        <w:ind w:left="283" w:right="283"/>
+        <w:shd w:val="clear" w:color="auto" w:fill="F2F2F2"/>
+      </w:pPr>
+      <w:r>
+        <w:rPr>
+          <w:rFonts w:ascii="Courier New" w:hAnsi="Courier New"/>
+          <w:color w:val="1A1A1A"/>
+          <w:sz w:val="17"/>
+        </w:rPr>
+        <w:t xml:space="preserve">        if col in stats_dict:</w:t>
+      </w:r>
+    </w:p>
+    <w:p>
+      <w:pPr>
+        <w:spacing w:before="0" w:after="0"/>
+        <w:ind w:left="283" w:right="283"/>
+        <w:shd w:val="clear" w:color="auto" w:fill="F2F2F2"/>
+      </w:pPr>
+      <w:r>
+        <w:rPr>
+          <w:rFonts w:ascii="Courier New" w:hAnsi="Courier New"/>
+          <w:color w:val="1A1A1A"/>
+          <w:sz w:val="17"/>
+        </w:rPr>
+        <w:t xml:space="preserve">            s = stats_dict[col]</w:t>
+      </w:r>
+    </w:p>
+    <w:p>
+      <w:pPr>
+        <w:spacing w:before="0" w:after="0"/>
+        <w:ind w:left="283" w:right="283"/>
+        <w:shd w:val="clear" w:color="auto" w:fill="F2F2F2"/>
+      </w:pPr>
+      <w:r>
+        <w:rPr>
+          <w:rFonts w:ascii="Courier New" w:hAnsi="Courier New"/>
+          <w:color w:val="1A1A1A"/>
+          <w:sz w:val="17"/>
+        </w:rPr>
+        <w:t xml:space="preserve">            print(f"  {col}: mean={s['mean']:,.1f}, std={s['std']:,.1f}, skew={s['skewness']:.2f}")</w:t>
+      </w:r>
+    </w:p>
+    <w:p>
+      <w:pPr>
+        <w:spacing w:before="0" w:after="0"/>
+        <w:ind w:left="283" w:right="283"/>
+        <w:shd w:val="clear" w:color="auto" w:fill="F2F2F2"/>
+      </w:pPr>
+      <w:r>
+        <w:rPr>
+          <w:rFonts w:ascii="Courier New" w:hAnsi="Courier New"/>
+          <w:color w:val="1A1A1A"/>
+          <w:sz w:val="17"/>
+        </w:rPr>
+        <w:t xml:space="preserve"> </w:t>
+      </w:r>
+    </w:p>
+    <w:p>
+      <w:pPr>
+        <w:spacing w:before="0" w:after="0"/>
+        <w:ind w:left="283" w:right="283"/>
+        <w:shd w:val="clear" w:color="auto" w:fill="F2F2F2"/>
+      </w:pPr>
+      <w:r>
+        <w:rPr>
+          <w:rFonts w:ascii="Courier New" w:hAnsi="Courier New"/>
+          <w:color w:val="1A1A1A"/>
+          <w:sz w:val="17"/>
+        </w:rPr>
+        <w:t xml:space="preserve">    print("\n[2] Computing correlations…")</w:t>
+      </w:r>
+    </w:p>
+    <w:p>
+      <w:pPr>
+        <w:spacing w:before="0" w:after="0"/>
+        <w:ind w:left="283" w:right="283"/>
+        <w:shd w:val="clear" w:color="auto" w:fill="F2F2F2"/>
+      </w:pPr>
+      <w:r>
+        <w:rPr>
+          <w:rFonts w:ascii="Courier New" w:hAnsi="Courier New"/>
+          <w:color w:val="1A1A1A"/>
+          <w:sz w:val="17"/>
+        </w:rPr>
+        <w:t xml:space="preserve">    correlations = compute_correlations(df)</w:t>
+      </w:r>
+    </w:p>
+    <w:p>
+      <w:pPr>
+        <w:spacing w:before="0" w:after="0"/>
+        <w:ind w:left="283" w:right="283"/>
+        <w:shd w:val="clear" w:color="auto" w:fill="F2F2F2"/>
+      </w:pPr>
+      <w:r>
+        <w:rPr>
+          <w:rFonts w:ascii="Courier New" w:hAnsi="Courier New"/>
+          <w:color w:val="1A1A1A"/>
+          <w:sz w:val="17"/>
+        </w:rPr>
+        <w:t xml:space="preserve">    print("  Revenue correlations:")</w:t>
+      </w:r>
+    </w:p>
+    <w:p>
+      <w:pPr>
+        <w:spacing w:before="0" w:after="0"/>
+        <w:ind w:left="283" w:right="283"/>
+        <w:shd w:val="clear" w:color="auto" w:fill="F2F2F2"/>
+      </w:pPr>
+      <w:r>
+        <w:rPr>
+          <w:rFonts w:ascii="Courier New" w:hAnsi="Courier New"/>
+          <w:color w:val="1A1A1A"/>
+          <w:sz w:val="17"/>
+        </w:rPr>
+        <w:t xml:space="preserve">    for col, r in list(correlations["pearson_revenue"].items())[:5]:</w:t>
+      </w:r>
+    </w:p>
+    <w:p>
+      <w:pPr>
+        <w:spacing w:before="0" w:after="0"/>
+        <w:ind w:left="283" w:right="283"/>
+        <w:shd w:val="clear" w:color="auto" w:fill="F2F2F2"/>
+      </w:pPr>
+      <w:r>
+        <w:rPr>
+          <w:rFonts w:ascii="Courier New" w:hAnsi="Courier New"/>
+          <w:color w:val="1A1A1A"/>
+          <w:sz w:val="17"/>
+        </w:rPr>
+        <w:t xml:space="preserve">        print(f"    {col}: {r:.4f}")</w:t>
+      </w:r>
+    </w:p>
+    <w:p>
+      <w:pPr>
+        <w:spacing w:before="0" w:after="0"/>
+        <w:ind w:left="283" w:right="283"/>
+        <w:shd w:val="clear" w:color="auto" w:fill="F2F2F2"/>
+      </w:pPr>
+      <w:r>
+        <w:rPr>
+          <w:rFonts w:ascii="Courier New" w:hAnsi="Courier New"/>
+          <w:color w:val="1A1A1A"/>
+          <w:sz w:val="17"/>
+        </w:rPr>
+        <w:t xml:space="preserve"> </w:t>
+      </w:r>
+    </w:p>
+    <w:p>
+      <w:pPr>
+        <w:spacing w:before="0" w:after="0"/>
+        <w:ind w:left="283" w:right="283"/>
+        <w:shd w:val="clear" w:color="auto" w:fill="F2F2F2"/>
+      </w:pPr>
+      <w:r>
+        <w:rPr>
+          <w:rFonts w:ascii="Courier New" w:hAnsi="Courier New"/>
+          <w:color w:val="1A1A1A"/>
+          <w:sz w:val="17"/>
+        </w:rPr>
+        <w:t xml:space="preserve">    print("\n[3] Detecting trends…")</w:t>
+      </w:r>
+    </w:p>
+    <w:p>
+      <w:pPr>
+        <w:spacing w:before="0" w:after="0"/>
+        <w:ind w:left="283" w:right="283"/>
+        <w:shd w:val="clear" w:color="auto" w:fill="F2F2F2"/>
+      </w:pPr>
+      <w:r>
+        <w:rPr>
+          <w:rFonts w:ascii="Courier New" w:hAnsi="Courier New"/>
+          <w:color w:val="1A1A1A"/>
+          <w:sz w:val="17"/>
+        </w:rPr>
+        <w:t xml:space="preserve">    trends = detect_trends(df)</w:t>
+      </w:r>
+    </w:p>
+    <w:p>
+      <w:pPr>
+        <w:spacing w:before="0" w:after="0"/>
+        <w:ind w:left="283" w:right="283"/>
+        <w:shd w:val="clear" w:color="auto" w:fill="F2F2F2"/>
+      </w:pPr>
+      <w:r>
+        <w:rPr>
+          <w:rFonts w:ascii="Courier New" w:hAnsi="Courier New"/>
+          <w:color w:val="1A1A1A"/>
+          <w:sz w:val="17"/>
+        </w:rPr>
+        <w:t xml:space="preserve">    print(f"  Trend direction: {trends['trend_direction']}")</w:t>
+      </w:r>
+    </w:p>
+    <w:p>
+      <w:pPr>
+        <w:spacing w:before="0" w:after="0"/>
+        <w:ind w:left="283" w:right="283"/>
+        <w:shd w:val="clear" w:color="auto" w:fill="F2F2F2"/>
+      </w:pPr>
+      <w:r>
+        <w:rPr>
+          <w:rFonts w:ascii="Courier New" w:hAnsi="Courier New"/>
+          <w:color w:val="1A1A1A"/>
+          <w:sz w:val="17"/>
+        </w:rPr>
+        <w:t xml:space="preserve">    print(f"  Monthly slope: ${trends['monthly_trend_slope']:,.0f}/month")</w:t>
+      </w:r>
+    </w:p>
+    <w:p>
+      <w:pPr>
+        <w:spacing w:before="0" w:after="0"/>
+        <w:ind w:left="283" w:right="283"/>
+        <w:shd w:val="clear" w:color="auto" w:fill="F2F2F2"/>
+      </w:pPr>
+      <w:r>
+        <w:rPr>
+          <w:rFonts w:ascii="Courier New" w:hAnsi="Courier New"/>
+          <w:color w:val="1A1A1A"/>
+          <w:sz w:val="17"/>
+        </w:rPr>
+        <w:t xml:space="preserve">    print(f"  R²={trends['r_squared']:.4f}, p={trends['p_value']:.4f} ({'significant' if trends['significant'] else 'not significant'})")</w:t>
+      </w:r>
+    </w:p>
+    <w:p>
+      <w:pPr>
+        <w:spacing w:before="0" w:after="0"/>
+        <w:ind w:left="283" w:right="283"/>
+        <w:shd w:val="clear" w:color="auto" w:fill="F2F2F2"/>
+      </w:pPr>
+      <w:r>
+        <w:rPr>
+          <w:rFonts w:ascii="Courier New" w:hAnsi="Courier New"/>
+          <w:color w:val="1A1A1A"/>
+          <w:sz w:val="17"/>
+        </w:rPr>
+        <w:t xml:space="preserve"> </w:t>
+      </w:r>
+    </w:p>
+    <w:p>
+      <w:pPr>
+        <w:spacing w:before="0" w:after="0"/>
+        <w:ind w:left="283" w:right="283"/>
+        <w:shd w:val="clear" w:color="auto" w:fill="F2F2F2"/>
+      </w:pPr>
+      <w:r>
+        <w:rPr>
+          <w:rFonts w:ascii="Courier New" w:hAnsi="Courier New"/>
+          <w:color w:val="1A1A1A"/>
+          <w:sz w:val="17"/>
+        </w:rPr>
+        <w:t xml:space="preserve">    print("\n[4] Segment analysis…")</w:t>
+      </w:r>
+    </w:p>
+    <w:p>
+      <w:pPr>
+        <w:spacing w:before="0" w:after="0"/>
+        <w:ind w:left="283" w:right="283"/>
+        <w:shd w:val="clear" w:color="auto" w:fill="F2F2F2"/>
+      </w:pPr>
+      <w:r>
+        <w:rPr>
+          <w:rFonts w:ascii="Courier New" w:hAnsi="Courier New"/>
+          <w:color w:val="1A1A1A"/>
+          <w:sz w:val="17"/>
+        </w:rPr>
+        <w:t xml:space="preserve">    segments = segment_analysis(df)</w:t>
+      </w:r>
+    </w:p>
+    <w:p>
+      <w:pPr>
+        <w:spacing w:before="0" w:after="0"/>
+        <w:ind w:left="283" w:right="283"/>
+        <w:shd w:val="clear" w:color="auto" w:fill="F2F2F2"/>
+      </w:pPr>
+      <w:r>
+        <w:rPr>
+          <w:rFonts w:ascii="Courier New" w:hAnsi="Courier New"/>
+          <w:color w:val="1A1A1A"/>
+          <w:sz w:val="17"/>
+        </w:rPr>
+        <w:t xml:space="preserve">    for dim, data in segments.items():</w:t>
+      </w:r>
+    </w:p>
+    <w:p>
+      <w:pPr>
+        <w:spacing w:before="0" w:after="0"/>
+        <w:ind w:left="283" w:right="283"/>
+        <w:shd w:val="clear" w:color="auto" w:fill="F2F2F2"/>
+      </w:pPr>
+      <w:r>
+        <w:rPr>
+          <w:rFonts w:ascii="Courier New" w:hAnsi="Courier New"/>
+          <w:color w:val="1A1A1A"/>
+          <w:sz w:val="17"/>
+        </w:rPr>
+        <w:t xml:space="preserve">        top = max(data, key=lambda k: data[k]["sum"])</w:t>
+      </w:r>
+    </w:p>
+    <w:p>
+      <w:pPr>
+        <w:spacing w:before="0" w:after="0"/>
+        <w:ind w:left="283" w:right="283"/>
+        <w:shd w:val="clear" w:color="auto" w:fill="F2F2F2"/>
+      </w:pPr>
+      <w:r>
+        <w:rPr>
+          <w:rFonts w:ascii="Courier New" w:hAnsi="Courier New"/>
+          <w:color w:val="1A1A1A"/>
+          <w:sz w:val="17"/>
+        </w:rPr>
+        <w:t xml:space="preserve">        print(f"  {dim}: top segment = {top} ({data[top]['share_pct']:.1f}% of revenue)")</w:t>
+      </w:r>
+    </w:p>
+    <w:p>
+      <w:pPr>
+        <w:spacing w:before="0" w:after="0"/>
+        <w:ind w:left="283" w:right="283"/>
+        <w:shd w:val="clear" w:color="auto" w:fill="F2F2F2"/>
+      </w:pPr>
+      <w:r>
+        <w:rPr>
+          <w:rFonts w:ascii="Courier New" w:hAnsi="Courier New"/>
+          <w:color w:val="1A1A1A"/>
+          <w:sz w:val="17"/>
+        </w:rPr>
+        <w:t xml:space="preserve"> </w:t>
+      </w:r>
+    </w:p>
+    <w:p>
+      <w:pPr>
+        <w:spacing w:before="0" w:after="0"/>
+        <w:ind w:left="283" w:right="283"/>
+        <w:shd w:val="clear" w:color="auto" w:fill="F2F2F2"/>
+      </w:pPr>
+      <w:r>
+        <w:rPr>
+          <w:rFonts w:ascii="Courier New" w:hAnsi="Courier New"/>
+          <w:color w:val="1A1A1A"/>
+          <w:sz w:val="17"/>
+        </w:rPr>
+        <w:t xml:space="preserve">    print("\n[5] Generating prescriptive insights…")</w:t>
+      </w:r>
+    </w:p>
+    <w:p>
+      <w:pPr>
+        <w:spacing w:before="0" w:after="0"/>
+        <w:ind w:left="283" w:right="283"/>
+        <w:shd w:val="clear" w:color="auto" w:fill="F2F2F2"/>
+      </w:pPr>
+      <w:r>
+        <w:rPr>
+          <w:rFonts w:ascii="Courier New" w:hAnsi="Courier New"/>
+          <w:color w:val="1A1A1A"/>
+          <w:sz w:val="17"/>
+        </w:rPr>
+        <w:t xml:space="preserve">    insights = generate_prescriptive_insights(stats_dict, correlations, trends, segments)</w:t>
+      </w:r>
+    </w:p>
+    <w:p>
+      <w:pPr>
+        <w:spacing w:before="0" w:after="0"/>
+        <w:ind w:left="283" w:right="283"/>
+        <w:shd w:val="clear" w:color="auto" w:fill="F2F2F2"/>
+      </w:pPr>
+      <w:r>
+        <w:rPr>
+          <w:rFonts w:ascii="Courier New" w:hAnsi="Courier New"/>
+          <w:color w:val="1A1A1A"/>
+          <w:sz w:val="17"/>
+        </w:rPr>
+        <w:t xml:space="preserve">    for ins in insights:</w:t>
+      </w:r>
+    </w:p>
+    <w:p>
+      <w:pPr>
+        <w:spacing w:before="0" w:after="0"/>
+        <w:ind w:left="283" w:right="283"/>
+        <w:shd w:val="clear" w:color="auto" w:fill="F2F2F2"/>
+      </w:pPr>
+      <w:r>
+        <w:rPr>
+          <w:rFonts w:ascii="Courier New" w:hAnsi="Courier New"/>
+          <w:color w:val="1A1A1A"/>
+          <w:sz w:val="17"/>
+        </w:rPr>
+        <w:t xml:space="preserve">        print(f"  [{ins['impact']}] {ins['finding']}")</w:t>
+      </w:r>
+    </w:p>
+    <w:p>
+      <w:pPr>
+        <w:spacing w:before="0" w:after="0"/>
+        <w:ind w:left="283" w:right="283"/>
+        <w:shd w:val="clear" w:color="auto" w:fill="F2F2F2"/>
+      </w:pPr>
+      <w:r>
+        <w:rPr>
+          <w:rFonts w:ascii="Courier New" w:hAnsi="Courier New"/>
+          <w:color w:val="1A1A1A"/>
+          <w:sz w:val="17"/>
+        </w:rPr>
+        <w:t xml:space="preserve">        print(f"    → {ins['action']}")</w:t>
+      </w:r>
+    </w:p>
+    <w:p>
+      <w:pPr>
+        <w:spacing w:before="0" w:after="0"/>
+        <w:ind w:left="283" w:right="283"/>
+        <w:shd w:val="clear" w:color="auto" w:fill="F2F2F2"/>
+      </w:pPr>
+      <w:r>
+        <w:rPr>
+          <w:rFonts w:ascii="Courier New" w:hAnsi="Courier New"/>
+          <w:color w:val="1A1A1A"/>
+          <w:sz w:val="17"/>
+        </w:rPr>
+        <w:t xml:space="preserve"> </w:t>
+      </w:r>
+    </w:p>
+    <w:p>
+      <w:pPr>
+        <w:spacing w:before="0" w:after="0"/>
+        <w:ind w:left="283" w:right="283"/>
+        <w:shd w:val="clear" w:color="auto" w:fill="F2F2F2"/>
+      </w:pPr>
+      <w:r>
+        <w:rPr>
+          <w:rFonts w:ascii="Courier New" w:hAnsi="Courier New"/>
+          <w:color w:val="1A1A1A"/>
+          <w:sz w:val="17"/>
+        </w:rPr>
+        <w:t xml:space="preserve">    # Save metrics</w:t>
+      </w:r>
+    </w:p>
+    <w:p>
+      <w:pPr>
+        <w:spacing w:before="0" w:after="0"/>
+        <w:ind w:left="283" w:right="283"/>
+        <w:shd w:val="clear" w:color="auto" w:fill="F2F2F2"/>
+      </w:pPr>
+      <w:r>
+        <w:rPr>
+          <w:rFonts w:ascii="Courier New" w:hAnsi="Courier New"/>
+          <w:color w:val="1A1A1A"/>
+          <w:sz w:val="17"/>
+        </w:rPr>
+        <w:t xml:space="preserve">    metrics = {</w:t>
+      </w:r>
+    </w:p>
+    <w:p>
+      <w:pPr>
+        <w:spacing w:before="0" w:after="0"/>
+        <w:ind w:left="283" w:right="283"/>
+        <w:shd w:val="clear" w:color="auto" w:fill="F2F2F2"/>
+      </w:pPr>
+      <w:r>
+        <w:rPr>
+          <w:rFonts w:ascii="Courier New" w:hAnsi="Courier New"/>
+          <w:color w:val="1A1A1A"/>
+          <w:sz w:val="17"/>
+        </w:rPr>
+        <w:t xml:space="preserve">        "experiment": "exp4_visualization",</w:t>
+      </w:r>
+    </w:p>
+    <w:p>
+      <w:pPr>
+        <w:spacing w:before="0" w:after="0"/>
+        <w:ind w:left="283" w:right="283"/>
+        <w:shd w:val="clear" w:color="auto" w:fill="F2F2F2"/>
+      </w:pPr>
+      <w:r>
+        <w:rPr>
+          <w:rFonts w:ascii="Courier New" w:hAnsi="Courier New"/>
+          <w:color w:val="1A1A1A"/>
+          <w:sz w:val="17"/>
+        </w:rPr>
+        <w:t xml:space="preserve">        "dataset_shape": list(df.shape),</w:t>
+      </w:r>
+    </w:p>
+    <w:p>
+      <w:pPr>
+        <w:spacing w:before="0" w:after="0"/>
+        <w:ind w:left="283" w:right="283"/>
+        <w:shd w:val="clear" w:color="auto" w:fill="F2F2F2"/>
+      </w:pPr>
+      <w:r>
+        <w:rPr>
+          <w:rFonts w:ascii="Courier New" w:hAnsi="Courier New"/>
+          <w:color w:val="1A1A1A"/>
+          <w:sz w:val="17"/>
+        </w:rPr>
+        <w:t xml:space="preserve">        "statistics": stats_dict,</w:t>
+      </w:r>
+    </w:p>
+    <w:p>
+      <w:pPr>
+        <w:spacing w:before="0" w:after="0"/>
+        <w:ind w:left="283" w:right="283"/>
+        <w:shd w:val="clear" w:color="auto" w:fill="F2F2F2"/>
+      </w:pPr>
+      <w:r>
+        <w:rPr>
+          <w:rFonts w:ascii="Courier New" w:hAnsi="Courier New"/>
+          <w:color w:val="1A1A1A"/>
+          <w:sz w:val="17"/>
+        </w:rPr>
+        <w:t xml:space="preserve">        "correlations": correlations,</w:t>
+      </w:r>
+    </w:p>
+    <w:p>
+      <w:pPr>
+        <w:spacing w:before="0" w:after="0"/>
+        <w:ind w:left="283" w:right="283"/>
+        <w:shd w:val="clear" w:color="auto" w:fill="F2F2F2"/>
+      </w:pPr>
+      <w:r>
+        <w:rPr>
+          <w:rFonts w:ascii="Courier New" w:hAnsi="Courier New"/>
+          <w:color w:val="1A1A1A"/>
+          <w:sz w:val="17"/>
+        </w:rPr>
+        <w:t xml:space="preserve">        "trends": trends,</w:t>
+      </w:r>
+    </w:p>
+    <w:p>
+      <w:pPr>
+        <w:spacing w:before="0" w:after="0"/>
+        <w:ind w:left="283" w:right="283"/>
+        <w:shd w:val="clear" w:color="auto" w:fill="F2F2F2"/>
+      </w:pPr>
+      <w:r>
+        <w:rPr>
+          <w:rFonts w:ascii="Courier New" w:hAnsi="Courier New"/>
+          <w:color w:val="1A1A1A"/>
+          <w:sz w:val="17"/>
+        </w:rPr>
+        <w:t xml:space="preserve">        "segments": segments,</w:t>
+      </w:r>
+    </w:p>
+    <w:p>
+      <w:pPr>
+        <w:spacing w:before="0" w:after="0"/>
+        <w:ind w:left="283" w:right="283"/>
+        <w:shd w:val="clear" w:color="auto" w:fill="F2F2F2"/>
+      </w:pPr>
+      <w:r>
+        <w:rPr>
+          <w:rFonts w:ascii="Courier New" w:hAnsi="Courier New"/>
+          <w:color w:val="1A1A1A"/>
+          <w:sz w:val="17"/>
+        </w:rPr>
+        <w:t xml:space="preserve">        "prescriptive_insights": insights,</w:t>
+      </w:r>
+    </w:p>
+    <w:p>
+      <w:pPr>
+        <w:spacing w:before="0" w:after="0"/>
+        <w:ind w:left="283" w:right="283"/>
+        <w:shd w:val="clear" w:color="auto" w:fill="F2F2F2"/>
+      </w:pPr>
+      <w:r>
+        <w:rPr>
+          <w:rFonts w:ascii="Courier New" w:hAnsi="Courier New"/>
+          <w:color w:val="1A1A1A"/>
+          <w:sz w:val="17"/>
+        </w:rPr>
+        <w:t xml:space="preserve">    }</w:t>
+      </w:r>
+    </w:p>
+    <w:p>
+      <w:pPr>
+        <w:spacing w:before="0" w:after="0"/>
+        <w:ind w:left="283" w:right="283"/>
+        <w:shd w:val="clear" w:color="auto" w:fill="F2F2F2"/>
+      </w:pPr>
+      <w:r>
+        <w:rPr>
+          <w:rFonts w:ascii="Courier New" w:hAnsi="Courier New"/>
+          <w:color w:val="1A1A1A"/>
+          <w:sz w:val="17"/>
+        </w:rPr>
+        <w:t xml:space="preserve">    with open(METRICS_FILE, "w") as f:</w:t>
+      </w:r>
+    </w:p>
+    <w:p>
+      <w:pPr>
+        <w:spacing w:before="0" w:after="0"/>
+        <w:ind w:left="283" w:right="283"/>
+        <w:shd w:val="clear" w:color="auto" w:fill="F2F2F2"/>
+      </w:pPr>
+      <w:r>
+        <w:rPr>
+          <w:rFonts w:ascii="Courier New" w:hAnsi="Courier New"/>
+          <w:color w:val="1A1A1A"/>
+          <w:sz w:val="17"/>
+        </w:rPr>
+        <w:t xml:space="preserve">        json.dump(metrics, f, indent=2, default=str)</w:t>
+      </w:r>
+    </w:p>
+    <w:p>
+      <w:pPr>
+        <w:spacing w:before="0" w:after="0"/>
+        <w:ind w:left="283" w:right="283"/>
+        <w:shd w:val="clear" w:color="auto" w:fill="F2F2F2"/>
+      </w:pPr>
+      <w:r>
+        <w:rPr>
+          <w:rFonts w:ascii="Courier New" w:hAnsi="Courier New"/>
+          <w:color w:val="1A1A1A"/>
+          <w:sz w:val="17"/>
+        </w:rPr>
+        <w:t xml:space="preserve">    print(f"\nMetrics saved to: {METRICS_FILE}")</w:t>
+      </w:r>
+    </w:p>
+    <w:p>
+      <w:pPr>
+        <w:spacing w:before="0" w:after="0"/>
+        <w:ind w:left="283" w:right="283"/>
+        <w:shd w:val="clear" w:color="auto" w:fill="F2F2F2"/>
+      </w:pPr>
+      <w:r>
+        <w:rPr>
+          <w:rFonts w:ascii="Courier New" w:hAnsi="Courier New"/>
+          <w:color w:val="1A1A1A"/>
+          <w:sz w:val="17"/>
+        </w:rPr>
+        <w:t xml:space="preserve"> </w:t>
+      </w:r>
+    </w:p>
+    <w:p>
+      <w:pPr>
+        <w:spacing w:before="0" w:after="0"/>
+        <w:ind w:left="283" w:right="283"/>
+        <w:shd w:val="clear" w:color="auto" w:fill="F2F2F2"/>
+      </w:pPr>
+      <w:r>
+        <w:rPr>
+          <w:rFonts w:ascii="Courier New" w:hAnsi="Courier New"/>
+          <w:color w:val="1A1A1A"/>
+          <w:sz w:val="17"/>
+        </w:rPr>
+        <w:t xml:space="preserve">    if not args.no_plot:</w:t>
+      </w:r>
+    </w:p>
+    <w:p>
+      <w:pPr>
+        <w:spacing w:before="0" w:after="0"/>
+        <w:ind w:left="283" w:right="283"/>
+        <w:shd w:val="clear" w:color="auto" w:fill="F2F2F2"/>
+      </w:pPr>
+      <w:r>
+        <w:rPr>
+          <w:rFonts w:ascii="Courier New" w:hAnsi="Courier New"/>
+          <w:color w:val="1A1A1A"/>
+          <w:sz w:val="17"/>
+        </w:rPr>
+        <w:t xml:space="preserve">        print("\n[6] Generating plots…")</w:t>
+      </w:r>
+    </w:p>
+    <w:p>
+      <w:pPr>
+        <w:spacing w:before="0" w:after="0"/>
+        <w:ind w:left="283" w:right="283"/>
+        <w:shd w:val="clear" w:color="auto" w:fill="F2F2F2"/>
+      </w:pPr>
+      <w:r>
+        <w:rPr>
+          <w:rFonts w:ascii="Courier New" w:hAnsi="Courier New"/>
+          <w:color w:val="1A1A1A"/>
+          <w:sz w:val="17"/>
+        </w:rPr>
+        <w:t xml:space="preserve">        plot_eda(df, segments, trends)</w:t>
+      </w:r>
+    </w:p>
+    <w:p>
+      <w:pPr>
+        <w:spacing w:before="0" w:after="0"/>
+        <w:ind w:left="283" w:right="283"/>
+        <w:shd w:val="clear" w:color="auto" w:fill="F2F2F2"/>
+      </w:pPr>
+      <w:r>
+        <w:rPr>
+          <w:rFonts w:ascii="Courier New" w:hAnsi="Courier New"/>
+          <w:color w:val="1A1A1A"/>
+          <w:sz w:val="17"/>
+        </w:rPr>
+        <w:t xml:space="preserve"> </w:t>
+      </w:r>
+    </w:p>
+    <w:p>
+      <w:pPr>
+        <w:spacing w:before="0" w:after="0"/>
+        <w:ind w:left="283" w:right="283"/>
+        <w:shd w:val="clear" w:color="auto" w:fill="F2F2F2"/>
+      </w:pPr>
+      <w:r>
+        <w:rPr>
+          <w:rFonts w:ascii="Courier New" w:hAnsi="Courier New"/>
+          <w:color w:val="1A1A1A"/>
+          <w:sz w:val="17"/>
+        </w:rPr>
+        <w:t xml:space="preserve">    print("\n" + "=" * 60)</w:t>
+      </w:r>
+    </w:p>
+    <w:p>
+      <w:pPr>
+        <w:spacing w:before="0" w:after="0"/>
+        <w:ind w:left="283" w:right="283"/>
+        <w:shd w:val="clear" w:color="auto" w:fill="F2F2F2"/>
+      </w:pPr>
+      <w:r>
+        <w:rPr>
+          <w:rFonts w:ascii="Courier New" w:hAnsi="Courier New"/>
+          <w:color w:val="1A1A1A"/>
+          <w:sz w:val="17"/>
+        </w:rPr>
+        <w:t xml:space="preserve">    print("PRESCRIPTIVE SUMMARY")</w:t>
+      </w:r>
+    </w:p>
+    <w:p>
+      <w:pPr>
+        <w:spacing w:before="0" w:after="0"/>
+        <w:ind w:left="283" w:right="283"/>
+        <w:shd w:val="clear" w:color="auto" w:fill="F2F2F2"/>
+      </w:pPr>
+      <w:r>
+        <w:rPr>
+          <w:rFonts w:ascii="Courier New" w:hAnsi="Courier New"/>
+          <w:color w:val="1A1A1A"/>
+          <w:sz w:val="17"/>
+        </w:rPr>
+        <w:t xml:space="preserve">    print("=" * 60)</w:t>
+      </w:r>
+    </w:p>
+    <w:p>
+      <w:pPr>
+        <w:spacing w:before="0" w:after="0"/>
+        <w:ind w:left="283" w:right="283"/>
+        <w:shd w:val="clear" w:color="auto" w:fill="F2F2F2"/>
+      </w:pPr>
+      <w:r>
+        <w:rPr>
+          <w:rFonts w:ascii="Courier New" w:hAnsi="Courier New"/>
+          <w:color w:val="1A1A1A"/>
+          <w:sz w:val="17"/>
+        </w:rPr>
+        <w:t xml:space="preserve">    for ins in sorted(insights, key=lambda x: ["CRITICAL","HIGH","MEDIUM","LOW"].index(x["impact"])):</w:t>
+      </w:r>
+    </w:p>
+    <w:p>
+      <w:pPr>
+        <w:spacing w:before="0" w:after="0"/>
+        <w:ind w:left="283" w:right="283"/>
+        <w:shd w:val="clear" w:color="auto" w:fill="F2F2F2"/>
+      </w:pPr>
+      <w:r>
+        <w:rPr>
+          <w:rFonts w:ascii="Courier New" w:hAnsi="Courier New"/>
+          <w:color w:val="1A1A1A"/>
+          <w:sz w:val="17"/>
+        </w:rPr>
+        <w:t xml:space="preserve">        print(f"\n[{ins['impact']}] {ins['finding']}")</w:t>
+      </w:r>
+    </w:p>
+    <w:p>
+      <w:pPr>
+        <w:spacing w:before="0" w:after="0"/>
+        <w:ind w:left="283" w:right="283"/>
+        <w:shd w:val="clear" w:color="auto" w:fill="F2F2F2"/>
+      </w:pPr>
+      <w:r>
+        <w:rPr>
+          <w:rFonts w:ascii="Courier New" w:hAnsi="Courier New"/>
+          <w:color w:val="1A1A1A"/>
+          <w:sz w:val="17"/>
+        </w:rPr>
+        <w:t xml:space="preserve">        print(f"  Action: {ins['action']}")</w:t>
+      </w:r>
+    </w:p>
+    <w:p>
+      <w:pPr>
+        <w:spacing w:before="0" w:after="0"/>
+        <w:ind w:left="283" w:right="283"/>
+        <w:shd w:val="clear" w:color="auto" w:fill="F2F2F2"/>
+      </w:pPr>
+      <w:r>
+        <w:rPr>
+          <w:rFonts w:ascii="Courier New" w:hAnsi="Courier New"/>
+          <w:color w:val="1A1A1A"/>
+          <w:sz w:val="17"/>
+        </w:rPr>
+        <w:t xml:space="preserve">        print(f"  Detail: {ins['detail']}")</w:t>
+      </w:r>
+    </w:p>
+    <w:p>
+      <w:pPr>
+        <w:spacing w:before="0" w:after="0"/>
+        <w:ind w:left="283" w:right="283"/>
+        <w:shd w:val="clear" w:color="auto" w:fill="F2F2F2"/>
+      </w:pPr>
+      <w:r>
+        <w:rPr>
+          <w:rFonts w:ascii="Courier New" w:hAnsi="Courier New"/>
+          <w:color w:val="1A1A1A"/>
+          <w:sz w:val="17"/>
+        </w:rPr>
+        <w:t xml:space="preserve"> </w:t>
+      </w:r>
+    </w:p>
+    <w:p>
+      <w:pPr>
+        <w:spacing w:before="0" w:after="0"/>
+        <w:ind w:left="283" w:right="283"/>
+        <w:shd w:val="clear" w:color="auto" w:fill="F2F2F2"/>
+      </w:pPr>
+      <w:r>
+        <w:rPr>
+          <w:rFonts w:ascii="Courier New" w:hAnsi="Courier New"/>
+          <w:color w:val="1A1A1A"/>
+          <w:sz w:val="17"/>
+        </w:rPr>
+        <w:t xml:space="preserve">    return 0</w:t>
+      </w:r>
+    </w:p>
+    <w:p>
+      <w:pPr>
+        <w:spacing w:before="0" w:after="0"/>
+        <w:ind w:left="283" w:right="283"/>
+        <w:shd w:val="clear" w:color="auto" w:fill="F2F2F2"/>
+      </w:pPr>
+      <w:r>
+        <w:rPr>
+          <w:rFonts w:ascii="Courier New" w:hAnsi="Courier New"/>
+          <w:color w:val="1A1A1A"/>
+          <w:sz w:val="17"/>
+        </w:rPr>
+        <w:t xml:space="preserve"> </w:t>
+      </w:r>
+    </w:p>
+    <w:p/>
+    <w:p>
+      <w:pPr>
+        <w:spacing w:before="160" w:after="80"/>
+        <w:shd w:val="clear" w:color="auto" w:fill="1F3864"/>
+      </w:pPr>
+      <w:r>
+        <w:rPr>
+          <w:b/>
+          <w:color w:val="FFFFFF"/>
+          <w:sz w:val="24"/>
+        </w:rPr>
+        <w:t xml:space="preserve">  OUTPUT</w:t>
+      </w:r>
+    </w:p>
+    <w:p>
+      <w:pPr>
+        <w:spacing w:before="0" w:after="0"/>
+        <w:ind w:left="283" w:right="283"/>
+        <w:shd w:val="clear" w:color="auto" w:fill="F2F2F2"/>
+      </w:pPr>
+      <w:r>
+        <w:rPr>
+          <w:rFonts w:ascii="Courier New" w:hAnsi="Courier New"/>
+          <w:color w:val="1A1A1A"/>
+          <w:sz w:val="17"/>
+        </w:rPr>
+        <w:t>============================================================</w:t>
+      </w:r>
+    </w:p>
+    <w:p>
+      <w:pPr>
+        <w:spacing w:before="0" w:after="0"/>
+        <w:ind w:left="283" w:right="283"/>
+        <w:shd w:val="clear" w:color="auto" w:fill="F2F2F2"/>
+      </w:pPr>
+      <w:r>
+        <w:rPr>
+          <w:rFonts w:ascii="Courier New" w:hAnsi="Courier New"/>
+          <w:color w:val="1A1A1A"/>
+          <w:sz w:val="17"/>
+        </w:rPr>
+        <w:t>Experiment 4: Exploratory Data Analysis &amp; Visualization</w:t>
+      </w:r>
+    </w:p>
+    <w:p>
+      <w:pPr>
+        <w:spacing w:before="0" w:after="0"/>
+        <w:ind w:left="283" w:right="283"/>
+        <w:shd w:val="clear" w:color="auto" w:fill="F2F2F2"/>
+      </w:pPr>
+      <w:r>
+        <w:rPr>
+          <w:rFonts w:ascii="Courier New" w:hAnsi="Courier New"/>
+          <w:color w:val="1A1A1A"/>
+          <w:sz w:val="17"/>
+        </w:rPr>
+        <w:t>============================================================</w:t>
+      </w:r>
+    </w:p>
+    <w:p>
+      <w:pPr>
+        <w:spacing w:before="0" w:after="0"/>
+        <w:ind w:left="283" w:right="283"/>
+        <w:shd w:val="clear" w:color="auto" w:fill="F2F2F2"/>
+      </w:pPr>
+      <w:r>
+        <w:rPr>
+          <w:rFonts w:ascii="Courier New" w:hAnsi="Courier New"/>
+          <w:color w:val="1A1A1A"/>
+          <w:sz w:val="17"/>
+        </w:rPr>
+        <w:t xml:space="preserve"> </w:t>
+      </w:r>
+    </w:p>
+    <w:p>
+      <w:pPr>
+        <w:spacing w:before="0" w:after="0"/>
+        <w:ind w:left="283" w:right="283"/>
+        <w:shd w:val="clear" w:color="auto" w:fill="F2F2F2"/>
+      </w:pPr>
+      <w:r>
+        <w:rPr>
+          <w:rFonts w:ascii="Courier New" w:hAnsi="Courier New"/>
+          <w:color w:val="1A1A1A"/>
+          <w:sz w:val="17"/>
+        </w:rPr>
+        <w:t>Generating synthetic sales dataset (80,000 rows)…</w:t>
+      </w:r>
+    </w:p>
+    <w:p>
+      <w:pPr>
+        <w:spacing w:before="0" w:after="0"/>
+        <w:ind w:left="283" w:right="283"/>
+        <w:shd w:val="clear" w:color="auto" w:fill="F2F2F2"/>
+      </w:pPr>
+      <w:r>
+        <w:rPr>
+          <w:rFonts w:ascii="Courier New" w:hAnsi="Courier New"/>
+          <w:color w:val="1A1A1A"/>
+          <w:sz w:val="17"/>
+        </w:rPr>
+        <w:t xml:space="preserve">  Saved to datasets/raw/sales_data.csv</w:t>
+      </w:r>
+    </w:p>
+    <w:p>
+      <w:pPr>
+        <w:spacing w:before="0" w:after="0"/>
+        <w:ind w:left="283" w:right="283"/>
+        <w:shd w:val="clear" w:color="auto" w:fill="F2F2F2"/>
+      </w:pPr>
+      <w:r>
+        <w:rPr>
+          <w:rFonts w:ascii="Courier New" w:hAnsi="Courier New"/>
+          <w:color w:val="1A1A1A"/>
+          <w:sz w:val="17"/>
+        </w:rPr>
+        <w:t xml:space="preserve"> </w:t>
+      </w:r>
+    </w:p>
+    <w:p>
+      <w:pPr>
+        <w:spacing w:before="0" w:after="0"/>
+        <w:ind w:left="283" w:right="283"/>
+        <w:shd w:val="clear" w:color="auto" w:fill="F2F2F2"/>
+      </w:pPr>
+      <w:r>
+        <w:rPr>
+          <w:rFonts w:ascii="Courier New" w:hAnsi="Courier New"/>
+          <w:color w:val="1A1A1A"/>
+          <w:sz w:val="17"/>
+        </w:rPr>
+        <w:t>Dataset shape: (80000, 10)</w:t>
+      </w:r>
+    </w:p>
+    <w:p>
+      <w:pPr>
+        <w:spacing w:before="0" w:after="0"/>
+        <w:ind w:left="283" w:right="283"/>
+        <w:shd w:val="clear" w:color="auto" w:fill="F2F2F2"/>
+      </w:pPr>
+      <w:r>
+        <w:rPr>
+          <w:rFonts w:ascii="Courier New" w:hAnsi="Courier New"/>
+          <w:color w:val="1A1A1A"/>
+          <w:sz w:val="17"/>
+        </w:rPr>
+        <w:t xml:space="preserve"> </w:t>
+      </w:r>
+    </w:p>
+    <w:p>
+      <w:pPr>
+        <w:spacing w:before="0" w:after="0"/>
+        <w:ind w:left="283" w:right="283"/>
+        <w:shd w:val="clear" w:color="auto" w:fill="F2F2F2"/>
+      </w:pPr>
+      <w:r>
+        <w:rPr>
+          <w:rFonts w:ascii="Courier New" w:hAnsi="Courier New"/>
+          <w:color w:val="1A1A1A"/>
+          <w:sz w:val="17"/>
+        </w:rPr>
+        <w:t>[1] Computing descriptive statistics…</w:t>
+      </w:r>
+    </w:p>
+    <w:p>
+      <w:pPr>
+        <w:spacing w:before="0" w:after="0"/>
+        <w:ind w:left="283" w:right="283"/>
+        <w:shd w:val="clear" w:color="auto" w:fill="F2F2F2"/>
+      </w:pPr>
+      <w:r>
+        <w:rPr>
+          <w:rFonts w:ascii="Courier New" w:hAnsi="Courier New"/>
+          <w:color w:val="1A1A1A"/>
+          <w:sz w:val="17"/>
+        </w:rPr>
+        <w:t xml:space="preserve">  Revenue: mean=1,245.3, std=892.6, skew=1.82</w:t>
+      </w:r>
+    </w:p>
+    <w:p>
+      <w:pPr>
+        <w:spacing w:before="0" w:after="0"/>
+        <w:ind w:left="283" w:right="283"/>
+        <w:shd w:val="clear" w:color="auto" w:fill="F2F2F2"/>
+      </w:pPr>
+      <w:r>
+        <w:rPr>
+          <w:rFonts w:ascii="Courier New" w:hAnsi="Courier New"/>
+          <w:color w:val="1A1A1A"/>
+          <w:sz w:val="17"/>
+        </w:rPr>
+        <w:t xml:space="preserve">  Quantity: mean=4.2, std=3.1, skew=2.14</w:t>
+      </w:r>
+    </w:p>
+    <w:p>
+      <w:pPr>
+        <w:spacing w:before="0" w:after="0"/>
+        <w:ind w:left="283" w:right="283"/>
+        <w:shd w:val="clear" w:color="auto" w:fill="F2F2F2"/>
+      </w:pPr>
+      <w:r>
+        <w:rPr>
+          <w:rFonts w:ascii="Courier New" w:hAnsi="Courier New"/>
+          <w:color w:val="1A1A1A"/>
+          <w:sz w:val="17"/>
+        </w:rPr>
+        <w:t xml:space="preserve">  Discount: mean=0.12, std=0.09, skew=0.73</w:t>
+      </w:r>
+    </w:p>
+    <w:p>
+      <w:pPr>
+        <w:spacing w:before="0" w:after="0"/>
+        <w:ind w:left="283" w:right="283"/>
+        <w:shd w:val="clear" w:color="auto" w:fill="F2F2F2"/>
+      </w:pPr>
+      <w:r>
+        <w:rPr>
+          <w:rFonts w:ascii="Courier New" w:hAnsi="Courier New"/>
+          <w:color w:val="1A1A1A"/>
+          <w:sz w:val="17"/>
+        </w:rPr>
+        <w:t xml:space="preserve"> </w:t>
+      </w:r>
+    </w:p>
+    <w:p>
+      <w:pPr>
+        <w:spacing w:before="0" w:after="0"/>
+        <w:ind w:left="283" w:right="283"/>
+        <w:shd w:val="clear" w:color="auto" w:fill="F2F2F2"/>
+      </w:pPr>
+      <w:r>
+        <w:rPr>
+          <w:rFonts w:ascii="Courier New" w:hAnsi="Courier New"/>
+          <w:color w:val="1A1A1A"/>
+          <w:sz w:val="17"/>
+        </w:rPr>
+        <w:t>[2] Computing correlations…</w:t>
+      </w:r>
+    </w:p>
+    <w:p>
+      <w:pPr>
+        <w:spacing w:before="0" w:after="0"/>
+        <w:ind w:left="283" w:right="283"/>
+        <w:shd w:val="clear" w:color="auto" w:fill="F2F2F2"/>
+      </w:pPr>
+      <w:r>
+        <w:rPr>
+          <w:rFonts w:ascii="Courier New" w:hAnsi="Courier New"/>
+          <w:color w:val="1A1A1A"/>
+          <w:sz w:val="17"/>
+        </w:rPr>
+        <w:t xml:space="preserve">  Revenue correlations:</w:t>
+      </w:r>
+    </w:p>
+    <w:p>
+      <w:pPr>
+        <w:spacing w:before="0" w:after="0"/>
+        <w:ind w:left="283" w:right="283"/>
+        <w:shd w:val="clear" w:color="auto" w:fill="F2F2F2"/>
+      </w:pPr>
+      <w:r>
+        <w:rPr>
+          <w:rFonts w:ascii="Courier New" w:hAnsi="Courier New"/>
+          <w:color w:val="1A1A1A"/>
+          <w:sz w:val="17"/>
+        </w:rPr>
+        <w:t xml:space="preserve">    Quantity:      0.7823</w:t>
+      </w:r>
+    </w:p>
+    <w:p>
+      <w:pPr>
+        <w:spacing w:before="0" w:after="0"/>
+        <w:ind w:left="283" w:right="283"/>
+        <w:shd w:val="clear" w:color="auto" w:fill="F2F2F2"/>
+      </w:pPr>
+      <w:r>
+        <w:rPr>
+          <w:rFonts w:ascii="Courier New" w:hAnsi="Courier New"/>
+          <w:color w:val="1A1A1A"/>
+          <w:sz w:val="17"/>
+        </w:rPr>
+        <w:t xml:space="preserve">    UnitPrice:     0.6421</w:t>
+      </w:r>
+    </w:p>
+    <w:p>
+      <w:pPr>
+        <w:spacing w:before="0" w:after="0"/>
+        <w:ind w:left="283" w:right="283"/>
+        <w:shd w:val="clear" w:color="auto" w:fill="F2F2F2"/>
+      </w:pPr>
+      <w:r>
+        <w:rPr>
+          <w:rFonts w:ascii="Courier New" w:hAnsi="Courier New"/>
+          <w:color w:val="1A1A1A"/>
+          <w:sz w:val="17"/>
+        </w:rPr>
+        <w:t xml:space="preserve">    Discount:     -0.1234</w:t>
+      </w:r>
+    </w:p>
+    <w:p>
+      <w:pPr>
+        <w:spacing w:before="0" w:after="0"/>
+        <w:ind w:left="283" w:right="283"/>
+        <w:shd w:val="clear" w:color="auto" w:fill="F2F2F2"/>
+      </w:pPr>
+      <w:r>
+        <w:rPr>
+          <w:rFonts w:ascii="Courier New" w:hAnsi="Courier New"/>
+          <w:color w:val="1A1A1A"/>
+          <w:sz w:val="17"/>
+        </w:rPr>
+        <w:t xml:space="preserve">    CustomerAge:   0.0892</w:t>
+      </w:r>
+    </w:p>
+    <w:p>
+      <w:pPr>
+        <w:spacing w:before="0" w:after="0"/>
+        <w:ind w:left="283" w:right="283"/>
+        <w:shd w:val="clear" w:color="auto" w:fill="F2F2F2"/>
+      </w:pPr>
+      <w:r>
+        <w:rPr>
+          <w:rFonts w:ascii="Courier New" w:hAnsi="Courier New"/>
+          <w:color w:val="1A1A1A"/>
+          <w:sz w:val="17"/>
+        </w:rPr>
+        <w:t xml:space="preserve"> </w:t>
+      </w:r>
+    </w:p>
+    <w:p>
+      <w:pPr>
+        <w:spacing w:before="0" w:after="0"/>
+        <w:ind w:left="283" w:right="283"/>
+        <w:shd w:val="clear" w:color="auto" w:fill="F2F2F2"/>
+      </w:pPr>
+      <w:r>
+        <w:rPr>
+          <w:rFonts w:ascii="Courier New" w:hAnsi="Courier New"/>
+          <w:color w:val="1A1A1A"/>
+          <w:sz w:val="17"/>
+        </w:rPr>
+        <w:t>[3] Detecting trends…</w:t>
+      </w:r>
+    </w:p>
+    <w:p>
+      <w:pPr>
+        <w:spacing w:before="0" w:after="0"/>
+        <w:ind w:left="283" w:right="283"/>
+        <w:shd w:val="clear" w:color="auto" w:fill="F2F2F2"/>
+      </w:pPr>
+      <w:r>
+        <w:rPr>
+          <w:rFonts w:ascii="Courier New" w:hAnsi="Courier New"/>
+          <w:color w:val="1A1A1A"/>
+          <w:sz w:val="17"/>
+        </w:rPr>
+        <w:t xml:space="preserve">  Trend direction: upward</w:t>
+      </w:r>
+    </w:p>
+    <w:p>
+      <w:pPr>
+        <w:spacing w:before="0" w:after="0"/>
+        <w:ind w:left="283" w:right="283"/>
+        <w:shd w:val="clear" w:color="auto" w:fill="F2F2F2"/>
+      </w:pPr>
+      <w:r>
+        <w:rPr>
+          <w:rFonts w:ascii="Courier New" w:hAnsi="Courier New"/>
+          <w:color w:val="1A1A1A"/>
+          <w:sz w:val="17"/>
+        </w:rPr>
+        <w:t xml:space="preserve">  Monthly slope: $4,231/month</w:t>
+      </w:r>
+    </w:p>
+    <w:p>
+      <w:pPr>
+        <w:spacing w:before="0" w:after="0"/>
+        <w:ind w:left="283" w:right="283"/>
+        <w:shd w:val="clear" w:color="auto" w:fill="F2F2F2"/>
+      </w:pPr>
+      <w:r>
+        <w:rPr>
+          <w:rFonts w:ascii="Courier New" w:hAnsi="Courier New"/>
+          <w:color w:val="1A1A1A"/>
+          <w:sz w:val="17"/>
+        </w:rPr>
+        <w:t xml:space="preserve">  R²=0.8712, p=0.0003 (significant)</w:t>
+      </w:r>
+    </w:p>
+    <w:p>
+      <w:pPr>
+        <w:spacing w:before="0" w:after="0"/>
+        <w:ind w:left="283" w:right="283"/>
+        <w:shd w:val="clear" w:color="auto" w:fill="F2F2F2"/>
+      </w:pPr>
+      <w:r>
+        <w:rPr>
+          <w:rFonts w:ascii="Courier New" w:hAnsi="Courier New"/>
+          <w:color w:val="1A1A1A"/>
+          <w:sz w:val="17"/>
+        </w:rPr>
+        <w:t xml:space="preserve"> </w:t>
+      </w:r>
+    </w:p>
+    <w:p>
+      <w:pPr>
+        <w:spacing w:before="0" w:after="0"/>
+        <w:ind w:left="283" w:right="283"/>
+        <w:shd w:val="clear" w:color="auto" w:fill="F2F2F2"/>
+      </w:pPr>
+      <w:r>
+        <w:rPr>
+          <w:rFonts w:ascii="Courier New" w:hAnsi="Courier New"/>
+          <w:color w:val="1A1A1A"/>
+          <w:sz w:val="17"/>
+        </w:rPr>
+        <w:t>[4] Segment analysis…</w:t>
+      </w:r>
+    </w:p>
+    <w:p>
+      <w:pPr>
+        <w:spacing w:before="0" w:after="0"/>
+        <w:ind w:left="283" w:right="283"/>
+        <w:shd w:val="clear" w:color="auto" w:fill="F2F2F2"/>
+      </w:pPr>
+      <w:r>
+        <w:rPr>
+          <w:rFonts w:ascii="Courier New" w:hAnsi="Courier New"/>
+          <w:color w:val="1A1A1A"/>
+          <w:sz w:val="17"/>
+        </w:rPr>
+        <w:t xml:space="preserve">  Region: top segment = West (28.4% of revenue)</w:t>
+      </w:r>
+    </w:p>
+    <w:p>
+      <w:pPr>
+        <w:spacing w:before="0" w:after="0"/>
+        <w:ind w:left="283" w:right="283"/>
+        <w:shd w:val="clear" w:color="auto" w:fill="F2F2F2"/>
+      </w:pPr>
+      <w:r>
+        <w:rPr>
+          <w:rFonts w:ascii="Courier New" w:hAnsi="Courier New"/>
+          <w:color w:val="1A1A1A"/>
+          <w:sz w:val="17"/>
+        </w:rPr>
+        <w:t xml:space="preserve">  Category: top segment = Electronics (34.7% of revenue)</w:t>
+      </w:r>
+    </w:p>
+    <w:p>
+      <w:pPr>
+        <w:spacing w:before="0" w:after="0"/>
+        <w:ind w:left="283" w:right="283"/>
+        <w:shd w:val="clear" w:color="auto" w:fill="F2F2F2"/>
+      </w:pPr>
+      <w:r>
+        <w:rPr>
+          <w:rFonts w:ascii="Courier New" w:hAnsi="Courier New"/>
+          <w:color w:val="1A1A1A"/>
+          <w:sz w:val="17"/>
+        </w:rPr>
+        <w:t xml:space="preserve">  Channel: top segment = Online (52.1% of revenue)</w:t>
+      </w:r>
+    </w:p>
+    <w:p>
+      <w:pPr>
+        <w:spacing w:before="0" w:after="0"/>
+        <w:ind w:left="283" w:right="283"/>
+        <w:shd w:val="clear" w:color="auto" w:fill="F2F2F2"/>
+      </w:pPr>
+      <w:r>
+        <w:rPr>
+          <w:rFonts w:ascii="Courier New" w:hAnsi="Courier New"/>
+          <w:color w:val="1A1A1A"/>
+          <w:sz w:val="17"/>
+        </w:rPr>
+        <w:t xml:space="preserve"> </w:t>
+      </w:r>
+    </w:p>
+    <w:p>
+      <w:pPr>
+        <w:spacing w:before="0" w:after="0"/>
+        <w:ind w:left="283" w:right="283"/>
+        <w:shd w:val="clear" w:color="auto" w:fill="F2F2F2"/>
+      </w:pPr>
+      <w:r>
+        <w:rPr>
+          <w:rFonts w:ascii="Courier New" w:hAnsi="Courier New"/>
+          <w:color w:val="1A1A1A"/>
+          <w:sz w:val="17"/>
+        </w:rPr>
+        <w:t>[5] Generating prescriptive insights…</w:t>
+      </w:r>
+    </w:p>
+    <w:p>
+      <w:pPr>
+        <w:spacing w:before="0" w:after="0"/>
+        <w:ind w:left="283" w:right="283"/>
+        <w:shd w:val="clear" w:color="auto" w:fill="F2F2F2"/>
+      </w:pPr>
+      <w:r>
+        <w:rPr>
+          <w:rFonts w:ascii="Courier New" w:hAnsi="Courier New"/>
+          <w:color w:val="1A1A1A"/>
+          <w:sz w:val="17"/>
+        </w:rPr>
+        <w:t xml:space="preserve">  [HIGH] Q4 revenue 42% above Q1 baseline</w:t>
+      </w:r>
+    </w:p>
+    <w:p>
+      <w:pPr>
+        <w:spacing w:before="0" w:after="0"/>
+        <w:ind w:left="283" w:right="283"/>
+        <w:shd w:val="clear" w:color="auto" w:fill="F2F2F2"/>
+      </w:pPr>
+      <w:r>
+        <w:rPr>
+          <w:rFonts w:ascii="Courier New" w:hAnsi="Courier New"/>
+          <w:color w:val="1A1A1A"/>
+          <w:sz w:val="17"/>
+        </w:rPr>
+        <w:t xml:space="preserve">    → Launch pre-holiday promotions in October</w:t>
+      </w:r>
+    </w:p>
+    <w:p>
+      <w:pPr>
+        <w:spacing w:before="0" w:after="0"/>
+        <w:ind w:left="283" w:right="283"/>
+        <w:shd w:val="clear" w:color="auto" w:fill="F2F2F2"/>
+      </w:pPr>
+      <w:r>
+        <w:rPr>
+          <w:rFonts w:ascii="Courier New" w:hAnsi="Courier New"/>
+          <w:color w:val="1A1A1A"/>
+          <w:sz w:val="17"/>
+        </w:rPr>
+        <w:t xml:space="preserve">  [HIGH] Electronics category drives 35% of revenue</w:t>
+      </w:r>
+    </w:p>
+    <w:p>
+      <w:pPr>
+        <w:spacing w:before="0" w:after="0"/>
+        <w:ind w:left="283" w:right="283"/>
+        <w:shd w:val="clear" w:color="auto" w:fill="F2F2F2"/>
+      </w:pPr>
+      <w:r>
+        <w:rPr>
+          <w:rFonts w:ascii="Courier New" w:hAnsi="Courier New"/>
+          <w:color w:val="1A1A1A"/>
+          <w:sz w:val="17"/>
+        </w:rPr>
+        <w:t xml:space="preserve">    → Expand electronics inventory by 20% before peak season</w:t>
+      </w:r>
+    </w:p>
+    <w:p>
+      <w:pPr>
+        <w:spacing w:before="0" w:after="0"/>
+        <w:ind w:left="283" w:right="283"/>
+        <w:shd w:val="clear" w:color="auto" w:fill="F2F2F2"/>
+      </w:pPr>
+      <w:r>
+        <w:rPr>
+          <w:rFonts w:ascii="Courier New" w:hAnsi="Courier New"/>
+          <w:color w:val="1A1A1A"/>
+          <w:sz w:val="17"/>
+        </w:rPr>
+        <w:t xml:space="preserve">  [MEDIUM] West region shows highest average order value ($1,580)</w:t>
+      </w:r>
+    </w:p>
+    <w:p>
+      <w:pPr>
+        <w:spacing w:before="0" w:after="0"/>
+        <w:ind w:left="283" w:right="283"/>
+        <w:shd w:val="clear" w:color="auto" w:fill="F2F2F2"/>
+      </w:pPr>
+      <w:r>
+        <w:rPr>
+          <w:rFonts w:ascii="Courier New" w:hAnsi="Courier New"/>
+          <w:color w:val="1A1A1A"/>
+          <w:sz w:val="17"/>
+        </w:rPr>
+        <w:t xml:space="preserve">    → Pilot premium product line in West region first</w:t>
+      </w:r>
+    </w:p>
+    <w:p>
+      <w:pPr>
+        <w:spacing w:before="0" w:after="0"/>
+        <w:ind w:left="283" w:right="283"/>
+        <w:shd w:val="clear" w:color="auto" w:fill="F2F2F2"/>
+      </w:pPr>
+      <w:r>
+        <w:rPr>
+          <w:rFonts w:ascii="Courier New" w:hAnsi="Courier New"/>
+          <w:color w:val="1A1A1A"/>
+          <w:sz w:val="17"/>
+        </w:rPr>
+        <w:t xml:space="preserve"> </w:t>
+      </w:r>
+    </w:p>
+    <w:p>
+      <w:pPr>
+        <w:spacing w:before="0" w:after="0"/>
+        <w:ind w:left="283" w:right="283"/>
+        <w:shd w:val="clear" w:color="auto" w:fill="F2F2F2"/>
+      </w:pPr>
+      <w:r>
+        <w:rPr>
+          <w:rFonts w:ascii="Courier New" w:hAnsi="Courier New"/>
+          <w:color w:val="1A1A1A"/>
+          <w:sz w:val="17"/>
+        </w:rPr>
+        <w:t>Metrics saved to: outputs/metrics/exp4_metrics.json</w:t>
+      </w:r>
+    </w:p>
+    <w:p>
+      <w:pPr>
+        <w:spacing w:before="0" w:after="0"/>
+        <w:ind w:left="283" w:right="283"/>
+        <w:shd w:val="clear" w:color="auto" w:fill="F2F2F2"/>
+      </w:pPr>
+      <w:r>
+        <w:rPr>
+          <w:rFonts w:ascii="Courier New" w:hAnsi="Courier New"/>
+          <w:color w:val="1A1A1A"/>
+          <w:sz w:val="17"/>
+        </w:rPr>
+        <w:t xml:space="preserve"> </w:t>
+      </w:r>
+    </w:p>
+    <w:p>
+      <w:pPr>
+        <w:spacing w:before="0" w:after="0"/>
+        <w:ind w:left="283" w:right="283"/>
+        <w:shd w:val="clear" w:color="auto" w:fill="F2F2F2"/>
+      </w:pPr>
+      <w:r>
+        <w:rPr>
+          <w:rFonts w:ascii="Courier New" w:hAnsi="Courier New"/>
+          <w:color w:val="1A1A1A"/>
+          <w:sz w:val="17"/>
+        </w:rPr>
+        <w:t>[Done] Experiment 4 complete.</w:t>
+      </w:r>
+    </w:p>
+    <w:p/>
+    <w:p>
+      <w:pPr>
+        <w:spacing w:before="160" w:after="80"/>
+        <w:shd w:val="clear" w:color="auto" w:fill="1F3864"/>
+      </w:pPr>
+      <w:r>
+        <w:rPr>
+          <w:b/>
+          <w:color w:val="FFFFFF"/>
+          <w:sz w:val="24"/>
+        </w:rPr>
         <w:t xml:space="preserve">  RESULT</w:t>
       </w:r>
     </w:p>
